--- a/ecoservizi/Supporto Presidia/02_Supporto/02_Template/14_ Schede prodotti chimici /detergente per pavimenti.docx
+++ b/ecoservizi/Supporto Presidia/02_Supporto/02_Template/14_ Schede prodotti chimici /detergente per pavimenti.docx
@@ -1,6 +1,6 @@
 
 <file path=word/document.xml><?xml version="1.0" encoding="utf-8"?>
-<w:document xmlns:wpc="http://schemas.microsoft.com/office/word/2010/wordprocessingCanvas" xmlns:cx="http://schemas.microsoft.com/office/drawing/2014/chartex" xmlns:cx1="http://schemas.microsoft.com/office/drawing/2015/9/8/chartex" xmlns:cx2="http://schemas.microsoft.com/office/drawing/2015/10/21/chartex" xmlns:cx3="http://schemas.microsoft.com/office/drawing/2016/5/9/chartex" xmlns:cx4="http://schemas.microsoft.com/office/drawing/2016/5/10/chartex" xmlns:cx5="http://schemas.microsoft.com/office/drawing/2016/5/11/chartex" xmlns:cx6="http://schemas.microsoft.com/office/drawing/2016/5/12/chartex" xmlns:cx7="http://schemas.microsoft.com/office/drawing/2016/5/13/chartex" xmlns:cx8="http://schemas.microsoft.com/office/drawing/2016/5/14/chartex" xmlns:mc="http://schemas.openxmlformats.org/markup-compatibility/2006" xmlns:aink="http://schemas.microsoft.com/office/drawing/2016/ink" xmlns:am3d="http://schemas.microsoft.com/office/drawing/2017/model3d" xmlns:o="urn:schemas-microsoft-com:office:office" xmlns:oel="http://schemas.microsoft.com/office/2019/extlst" xmlns:r="http://schemas.openxmlformats.org/officeDocument/2006/relationships" xmlns:m="http://schemas.openxmlformats.org/officeDocument/2006/math" xmlns:v="urn:schemas-microsoft-com:vml" xmlns:wp14="http://schemas.microsoft.com/office/word/2010/wordprocessingDrawing" xmlns:wp="http://schemas.openxmlformats.org/drawingml/2006/wordprocessingDrawing" xmlns:w10="urn:schemas-microsoft-com:office:word" xmlns:w="http://schemas.openxmlformats.org/wordprocessingml/2006/main" xmlns:w14="http://schemas.microsoft.com/office/word/2010/wordml" xmlns:w15="http://schemas.microsoft.com/office/word/2012/wordml" xmlns:w16cex="http://schemas.microsoft.com/office/word/2018/wordml/cex" xmlns:w16cid="http://schemas.microsoft.com/office/word/2016/wordml/cid" xmlns:w16="http://schemas.microsoft.com/office/word/2018/wordml" xmlns:w16du="http://schemas.microsoft.com/office/word/2023/wordml/word16du" xmlns:w16sdtdh="http://schemas.microsoft.com/office/word/2020/wordml/sdtdatahash" xmlns:w16se="http://schemas.microsoft.com/office/word/2015/wordml/symex" xmlns:wpg="http://schemas.microsoft.com/office/word/2010/wordprocessingGroup" xmlns:wpi="http://schemas.microsoft.com/office/word/2010/wordprocessingInk" xmlns:wne="http://schemas.microsoft.com/office/word/2006/wordml" xmlns:wps="http://schemas.microsoft.com/office/word/2010/wordprocessingShape" mc:Ignorable="w14 w15 w16se w16cid w16 w16cex w16sdtdh w16du wp14">
+<w:document xmlns:wpc="http://schemas.microsoft.com/office/word/2010/wordprocessingCanvas" xmlns:cx="http://schemas.microsoft.com/office/drawing/2014/chartex" xmlns:cx1="http://schemas.microsoft.com/office/drawing/2015/9/8/chartex" xmlns:cx2="http://schemas.microsoft.com/office/drawing/2015/10/21/chartex" xmlns:cx3="http://schemas.microsoft.com/office/drawing/2016/5/9/chartex" xmlns:cx4="http://schemas.microsoft.com/office/drawing/2016/5/10/chartex" xmlns:cx5="http://schemas.microsoft.com/office/drawing/2016/5/11/chartex" xmlns:cx6="http://schemas.microsoft.com/office/drawing/2016/5/12/chartex" xmlns:cx7="http://schemas.microsoft.com/office/drawing/2016/5/13/chartex" xmlns:cx8="http://schemas.microsoft.com/office/drawing/2016/5/14/chartex" xmlns:mc="http://schemas.openxmlformats.org/markup-compatibility/2006" xmlns:aink="http://schemas.microsoft.com/office/drawing/2016/ink" xmlns:am3d="http://schemas.microsoft.com/office/drawing/2017/model3d" xmlns:o="urn:schemas-microsoft-com:office:office" xmlns:oel="http://schemas.microsoft.com/office/2019/extlst" xmlns:r="http://schemas.openxmlformats.org/officeDocument/2006/relationships" xmlns:m="http://schemas.openxmlformats.org/officeDocument/2006/math" xmlns:v="urn:schemas-microsoft-com:vml" xmlns:wp14="http://schemas.microsoft.com/office/word/2010/wordprocessingDrawing" xmlns:wp="http://schemas.openxmlformats.org/drawingml/2006/wordprocessingDrawing" xmlns:w10="urn:schemas-microsoft-com:office:word" xmlns:w="http://schemas.openxmlformats.org/wordprocessingml/2006/main" xmlns:w14="http://schemas.microsoft.com/office/word/2010/wordml" xmlns:w15="http://schemas.microsoft.com/office/word/2012/wordml" xmlns:w16cex="http://schemas.microsoft.com/office/word/2018/wordml/cex" xmlns:w16cid="http://schemas.microsoft.com/office/word/2016/wordml/cid" xmlns:w16="http://schemas.microsoft.com/office/word/2018/wordml" xmlns:w16du="http://schemas.microsoft.com/office/word/2023/wordml/word16du" xmlns:w16sdtdh="http://schemas.microsoft.com/office/word/2020/wordml/sdtdatahash" xmlns:w16sdtfl="http://schemas.microsoft.com/office/word/2024/wordml/sdtformatlock" xmlns:w16se="http://schemas.microsoft.com/office/word/2015/wordml/symex" xmlns:wpg="http://schemas.microsoft.com/office/word/2010/wordprocessingGroup" xmlns:wpi="http://schemas.microsoft.com/office/word/2010/wordprocessingInk" xmlns:wne="http://schemas.microsoft.com/office/word/2006/wordml" xmlns:wps="http://schemas.microsoft.com/office/word/2010/wordprocessingShape" mc:Ignorable="w14 w15 w16se w16cid w16 w16cex w16sdtdh w16sdtfl w16du wp14">
   <w:body>
     <w:tbl>
       <w:tblPr>
@@ -46,7 +46,7 @@
         </w:trPr>
         <w:tc>
           <w:tcPr>
-            <w:tcW w:w="1384" w:type="dxa"/>
+            <w:tcW w:w="1377" w:type="dxa"/>
             <w:gridSpan w:val="3"/>
             <w:tcBorders>
               <w:bottom w:val="single" w:sz="4" w:space="0" w:color="auto"/>
@@ -73,7 +73,7 @@
         </w:tc>
         <w:tc>
           <w:tcPr>
-            <w:tcW w:w="994" w:type="dxa"/>
+            <w:tcW w:w="957" w:type="dxa"/>
             <w:gridSpan w:val="2"/>
             <w:tcBorders>
               <w:bottom w:val="single" w:sz="4" w:space="0" w:color="auto"/>
@@ -95,7 +95,7 @@
         </w:tc>
         <w:tc>
           <w:tcPr>
-            <w:tcW w:w="1526" w:type="dxa"/>
+            <w:tcW w:w="1514" w:type="dxa"/>
             <w:gridSpan w:val="5"/>
             <w:tcBorders>
               <w:bottom w:val="single" w:sz="4" w:space="0" w:color="auto"/>
@@ -124,7 +124,7 @@
         </w:tc>
         <w:tc>
           <w:tcPr>
-            <w:tcW w:w="5890" w:type="dxa"/>
+            <w:tcW w:w="5780" w:type="dxa"/>
             <w:gridSpan w:val="12"/>
             <w:tcBorders>
               <w:bottom w:val="single" w:sz="4" w:space="0" w:color="auto"/>
@@ -160,7 +160,7 @@
         </w:trPr>
         <w:tc>
           <w:tcPr>
-            <w:tcW w:w="9794" w:type="dxa"/>
+            <w:tcW w:w="9628" w:type="dxa"/>
             <w:gridSpan w:val="22"/>
             <w:tcBorders>
               <w:bottom w:val="nil"/>
@@ -211,7 +211,7 @@
         </w:tc>
         <w:tc>
           <w:tcPr>
-            <w:tcW w:w="9404" w:type="dxa"/>
+            <w:tcW w:w="9238" w:type="dxa"/>
             <w:gridSpan w:val="21"/>
             <w:tcBorders>
               <w:top w:val="nil"/>
@@ -246,7 +246,7 @@
         </w:trPr>
         <w:tc>
           <w:tcPr>
-            <w:tcW w:w="9794" w:type="dxa"/>
+            <w:tcW w:w="9628" w:type="dxa"/>
             <w:gridSpan w:val="22"/>
             <w:tcBorders>
               <w:top w:val="nil"/>
@@ -270,7 +270,7 @@
         </w:tblPrEx>
         <w:tc>
           <w:tcPr>
-            <w:tcW w:w="2994" w:type="dxa"/>
+            <w:tcW w:w="2941" w:type="dxa"/>
             <w:gridSpan w:val="7"/>
             <w:tcBorders>
               <w:bottom w:val="single" w:sz="4" w:space="0" w:color="auto"/>
@@ -298,7 +298,7 @@
         </w:tc>
         <w:tc>
           <w:tcPr>
-            <w:tcW w:w="3540" w:type="dxa"/>
+            <w:tcW w:w="3473" w:type="dxa"/>
             <w:gridSpan w:val="9"/>
             <w:tcBorders>
               <w:bottom w:val="single" w:sz="4" w:space="0" w:color="auto"/>
@@ -326,7 +326,7 @@
         </w:tc>
         <w:tc>
           <w:tcPr>
-            <w:tcW w:w="3260" w:type="dxa"/>
+            <w:tcW w:w="3214" w:type="dxa"/>
             <w:gridSpan w:val="6"/>
             <w:tcBorders>
               <w:bottom w:val="single" w:sz="4" w:space="0" w:color="auto"/>
@@ -365,7 +365,6 @@
               <w:bottom w:val="nil"/>
               <w:right w:val="nil"/>
             </w:tcBorders>
-            <w:shd w:val="clear" w:color="auto" w:fill="auto"/>
           </w:tcPr>
           <w:p>
             <w:pPr>
@@ -428,13 +427,12 @@
         </w:tc>
         <w:tc>
           <w:tcPr>
-            <w:tcW w:w="2330" w:type="dxa"/>
+            <w:tcW w:w="2277" w:type="dxa"/>
             <w:gridSpan w:val="5"/>
             <w:tcBorders>
               <w:left w:val="nil"/>
               <w:bottom w:val="nil"/>
             </w:tcBorders>
-            <w:shd w:val="clear" w:color="auto" w:fill="auto"/>
           </w:tcPr>
           <w:p>
             <w:pPr>
@@ -456,13 +454,12 @@
         </w:tc>
         <w:tc>
           <w:tcPr>
-            <w:tcW w:w="644" w:type="dxa"/>
+            <w:tcW w:w="641" w:type="dxa"/>
             <w:gridSpan w:val="2"/>
             <w:tcBorders>
               <w:bottom w:val="nil"/>
               <w:right w:val="nil"/>
             </w:tcBorders>
-            <w:shd w:val="clear" w:color="auto" w:fill="auto"/>
           </w:tcPr>
           <w:p>
             <w:pPr>
@@ -526,13 +523,12 @@
         </w:tc>
         <w:tc>
           <w:tcPr>
-            <w:tcW w:w="2896" w:type="dxa"/>
+            <w:tcW w:w="2832" w:type="dxa"/>
             <w:gridSpan w:val="7"/>
             <w:tcBorders>
               <w:left w:val="nil"/>
               <w:bottom w:val="nil"/>
             </w:tcBorders>
-            <w:shd w:val="clear" w:color="auto" w:fill="auto"/>
           </w:tcPr>
           <w:p>
             <w:pPr>
@@ -554,12 +550,11 @@
         </w:tc>
         <w:tc>
           <w:tcPr>
-            <w:tcW w:w="659" w:type="dxa"/>
+            <w:tcW w:w="648" w:type="dxa"/>
             <w:tcBorders>
               <w:bottom w:val="nil"/>
               <w:right w:val="nil"/>
             </w:tcBorders>
-            <w:shd w:val="clear" w:color="auto" w:fill="auto"/>
           </w:tcPr>
           <w:p>
             <w:pPr>
@@ -622,13 +617,12 @@
         </w:tc>
         <w:tc>
           <w:tcPr>
-            <w:tcW w:w="2601" w:type="dxa"/>
+            <w:tcW w:w="2566" w:type="dxa"/>
             <w:gridSpan w:val="5"/>
             <w:tcBorders>
               <w:left w:val="nil"/>
               <w:bottom w:val="nil"/>
             </w:tcBorders>
-            <w:shd w:val="clear" w:color="auto" w:fill="auto"/>
           </w:tcPr>
           <w:p>
             <w:pPr>
@@ -665,7 +659,6 @@
               <w:bottom w:val="nil"/>
               <w:right w:val="nil"/>
             </w:tcBorders>
-            <w:shd w:val="clear" w:color="auto" w:fill="auto"/>
           </w:tcPr>
           <w:p>
             <w:pPr>
@@ -729,14 +722,13 @@
         </w:tc>
         <w:tc>
           <w:tcPr>
-            <w:tcW w:w="2330" w:type="dxa"/>
+            <w:tcW w:w="2277" w:type="dxa"/>
             <w:gridSpan w:val="5"/>
             <w:tcBorders>
               <w:top w:val="nil"/>
               <w:left w:val="nil"/>
               <w:bottom w:val="nil"/>
             </w:tcBorders>
-            <w:shd w:val="clear" w:color="auto" w:fill="auto"/>
           </w:tcPr>
           <w:p>
             <w:pPr>
@@ -758,14 +750,13 @@
         </w:tc>
         <w:tc>
           <w:tcPr>
-            <w:tcW w:w="644" w:type="dxa"/>
+            <w:tcW w:w="641" w:type="dxa"/>
             <w:gridSpan w:val="2"/>
             <w:tcBorders>
               <w:top w:val="nil"/>
               <w:bottom w:val="nil"/>
               <w:right w:val="nil"/>
             </w:tcBorders>
-            <w:shd w:val="clear" w:color="auto" w:fill="auto"/>
           </w:tcPr>
           <w:p>
             <w:pPr>
@@ -829,14 +820,13 @@
         </w:tc>
         <w:tc>
           <w:tcPr>
-            <w:tcW w:w="2896" w:type="dxa"/>
+            <w:tcW w:w="2832" w:type="dxa"/>
             <w:gridSpan w:val="7"/>
             <w:tcBorders>
               <w:top w:val="nil"/>
               <w:left w:val="nil"/>
               <w:bottom w:val="nil"/>
             </w:tcBorders>
-            <w:shd w:val="clear" w:color="auto" w:fill="auto"/>
           </w:tcPr>
           <w:p>
             <w:pPr>
@@ -858,13 +848,12 @@
         </w:tc>
         <w:tc>
           <w:tcPr>
-            <w:tcW w:w="659" w:type="dxa"/>
+            <w:tcW w:w="648" w:type="dxa"/>
             <w:tcBorders>
               <w:top w:val="nil"/>
               <w:bottom w:val="nil"/>
               <w:right w:val="nil"/>
             </w:tcBorders>
-            <w:shd w:val="clear" w:color="auto" w:fill="auto"/>
           </w:tcPr>
           <w:p>
             <w:pPr>
@@ -927,14 +916,13 @@
         </w:tc>
         <w:tc>
           <w:tcPr>
-            <w:tcW w:w="2601" w:type="dxa"/>
+            <w:tcW w:w="2566" w:type="dxa"/>
             <w:gridSpan w:val="5"/>
             <w:tcBorders>
               <w:top w:val="nil"/>
               <w:left w:val="nil"/>
               <w:bottom w:val="nil"/>
             </w:tcBorders>
-            <w:shd w:val="clear" w:color="auto" w:fill="auto"/>
           </w:tcPr>
           <w:p>
             <w:pPr>
@@ -1058,7 +1046,6 @@
               <w:top w:val="nil"/>
               <w:right w:val="nil"/>
             </w:tcBorders>
-            <w:shd w:val="clear" w:color="auto" w:fill="auto"/>
           </w:tcPr>
           <w:p>
             <w:pPr>
@@ -1121,13 +1108,12 @@
         </w:tc>
         <w:tc>
           <w:tcPr>
-            <w:tcW w:w="2330" w:type="dxa"/>
+            <w:tcW w:w="2277" w:type="dxa"/>
             <w:gridSpan w:val="5"/>
             <w:tcBorders>
               <w:top w:val="nil"/>
               <w:left w:val="nil"/>
             </w:tcBorders>
-            <w:shd w:val="clear" w:color="auto" w:fill="auto"/>
           </w:tcPr>
           <w:p>
             <w:pPr>
@@ -1149,13 +1135,12 @@
         </w:tc>
         <w:tc>
           <w:tcPr>
-            <w:tcW w:w="644" w:type="dxa"/>
+            <w:tcW w:w="641" w:type="dxa"/>
             <w:gridSpan w:val="2"/>
             <w:tcBorders>
               <w:top w:val="nil"/>
               <w:right w:val="nil"/>
             </w:tcBorders>
-            <w:shd w:val="clear" w:color="auto" w:fill="auto"/>
           </w:tcPr>
           <w:p>
             <w:pPr>
@@ -1218,13 +1203,12 @@
         </w:tc>
         <w:tc>
           <w:tcPr>
-            <w:tcW w:w="2896" w:type="dxa"/>
+            <w:tcW w:w="2832" w:type="dxa"/>
             <w:gridSpan w:val="7"/>
             <w:tcBorders>
               <w:top w:val="nil"/>
               <w:left w:val="nil"/>
             </w:tcBorders>
-            <w:shd w:val="clear" w:color="auto" w:fill="auto"/>
           </w:tcPr>
           <w:p>
             <w:pPr>
@@ -1246,12 +1230,11 @@
         </w:tc>
         <w:tc>
           <w:tcPr>
-            <w:tcW w:w="659" w:type="dxa"/>
+            <w:tcW w:w="648" w:type="dxa"/>
             <w:tcBorders>
               <w:top w:val="nil"/>
               <w:right w:val="nil"/>
             </w:tcBorders>
-            <w:shd w:val="clear" w:color="auto" w:fill="auto"/>
           </w:tcPr>
           <w:p>
             <w:pPr>
@@ -1314,13 +1297,12 @@
         </w:tc>
         <w:tc>
           <w:tcPr>
-            <w:tcW w:w="2601" w:type="dxa"/>
+            <w:tcW w:w="2566" w:type="dxa"/>
             <w:gridSpan w:val="5"/>
             <w:tcBorders>
               <w:top w:val="nil"/>
               <w:left w:val="nil"/>
             </w:tcBorders>
-            <w:shd w:val="clear" w:color="auto" w:fill="auto"/>
           </w:tcPr>
           <w:p>
             <w:pPr>
@@ -1350,9 +1332,8 @@
         </w:trPr>
         <w:tc>
           <w:tcPr>
-            <w:tcW w:w="9794" w:type="dxa"/>
+            <w:tcW w:w="9628" w:type="dxa"/>
             <w:gridSpan w:val="22"/>
-            <w:shd w:val="clear" w:color="auto" w:fill="auto"/>
           </w:tcPr>
           <w:p>
             <w:pPr>
@@ -1374,7 +1355,7 @@
         </w:trPr>
         <w:tc>
           <w:tcPr>
-            <w:tcW w:w="6534" w:type="dxa"/>
+            <w:tcW w:w="6414" w:type="dxa"/>
             <w:gridSpan w:val="16"/>
             <w:vAlign w:val="center"/>
           </w:tcPr>
@@ -1400,7 +1381,7 @@
         </w:tc>
         <w:tc>
           <w:tcPr>
-            <w:tcW w:w="3260" w:type="dxa"/>
+            <w:tcW w:w="3214" w:type="dxa"/>
             <w:gridSpan w:val="6"/>
             <w:vAlign w:val="center"/>
           </w:tcPr>
@@ -1413,15 +1394,6 @@
                 <w:szCs w:val="20"/>
               </w:rPr>
             </w:pPr>
-            <w:r>
-              <w:rPr>
-                <w:rFonts w:ascii="Aptos" w:hAnsi="Aptos"/>
-                <w:b/>
-                <w:sz w:val="20"/>
-                <w:szCs w:val="20"/>
-              </w:rPr>
-              <w:t>TLV – IBE</w:t>
-            </w:r>
           </w:p>
         </w:tc>
       </w:tr>
@@ -1434,7 +1406,7 @@
         </w:trPr>
         <w:tc>
           <w:tcPr>
-            <w:tcW w:w="6534" w:type="dxa"/>
+            <w:tcW w:w="6414" w:type="dxa"/>
             <w:gridSpan w:val="16"/>
             <w:vAlign w:val="center"/>
           </w:tcPr>
@@ -1452,62 +1424,13 @@
                 <w:sz w:val="16"/>
                 <w:szCs w:val="16"/>
               </w:rPr>
-              <w:fldChar w:fldCharType="begin">
-                <w:ffData>
-                  <w:name w:val=""/>
-                  <w:enabled/>
-                  <w:calcOnExit w:val="0"/>
-                  <w:checkBox>
-                    <w:sizeAuto/>
-                    <w:default w:val="1"/>
-                  </w:checkBox>
-                </w:ffData>
-              </w:fldChar>
-            </w:r>
-            <w:r>
-              <w:rPr>
-                <w:rFonts w:ascii="Aptos" w:hAnsi="Aptos"/>
-                <w:sz w:val="16"/>
-                <w:szCs w:val="16"/>
-              </w:rPr>
-              <w:instrText xml:space="preserve"> FORMCHECKBOX </w:instrText>
-            </w:r>
-            <w:r>
-              <w:rPr>
-                <w:rFonts w:ascii="Aptos" w:hAnsi="Aptos"/>
-                <w:sz w:val="16"/>
-                <w:szCs w:val="16"/>
-              </w:rPr>
-            </w:r>
-            <w:r>
-              <w:rPr>
-                <w:rFonts w:ascii="Aptos" w:hAnsi="Aptos"/>
-                <w:sz w:val="16"/>
-                <w:szCs w:val="16"/>
-              </w:rPr>
-              <w:fldChar w:fldCharType="separate"/>
-            </w:r>
-            <w:r>
-              <w:rPr>
-                <w:rFonts w:ascii="Aptos" w:hAnsi="Aptos"/>
-                <w:sz w:val="16"/>
-                <w:szCs w:val="16"/>
-              </w:rPr>
-              <w:fldChar w:fldCharType="end"/>
-            </w:r>
-            <w:r>
-              <w:rPr>
-                <w:rFonts w:ascii="Aptos" w:hAnsi="Aptos"/>
-                <w:sz w:val="16"/>
-                <w:szCs w:val="16"/>
-              </w:rPr>
-              <w:t xml:space="preserve"> Tensioattivi non ionici</w:t>
-            </w:r>
-          </w:p>
-        </w:tc>
-        <w:tc>
-          <w:tcPr>
-            <w:tcW w:w="3260" w:type="dxa"/>
+              <w:t>Vedi SDS</w:t>
+            </w:r>
+          </w:p>
+        </w:tc>
+        <w:tc>
+          <w:tcPr>
+            <w:tcW w:w="3214" w:type="dxa"/>
             <w:gridSpan w:val="6"/>
             <w:vAlign w:val="center"/>
           </w:tcPr>
@@ -1531,7 +1454,7 @@
         </w:trPr>
         <w:tc>
           <w:tcPr>
-            <w:tcW w:w="6534" w:type="dxa"/>
+            <w:tcW w:w="6414" w:type="dxa"/>
             <w:gridSpan w:val="16"/>
             <w:vAlign w:val="center"/>
           </w:tcPr>
@@ -1543,68 +1466,11 @@
                 <w:szCs w:val="16"/>
               </w:rPr>
             </w:pPr>
-            <w:r>
-              <w:rPr>
-                <w:rFonts w:ascii="Aptos" w:hAnsi="Aptos"/>
-                <w:sz w:val="16"/>
-                <w:szCs w:val="16"/>
-              </w:rPr>
-              <w:fldChar w:fldCharType="begin">
-                <w:ffData>
-                  <w:name w:val=""/>
-                  <w:enabled/>
-                  <w:calcOnExit w:val="0"/>
-                  <w:checkBox>
-                    <w:sizeAuto/>
-                    <w:default w:val="1"/>
-                  </w:checkBox>
-                </w:ffData>
-              </w:fldChar>
-            </w:r>
-            <w:r>
-              <w:rPr>
-                <w:rFonts w:ascii="Aptos" w:hAnsi="Aptos"/>
-                <w:sz w:val="16"/>
-                <w:szCs w:val="16"/>
-              </w:rPr>
-              <w:instrText xml:space="preserve"> FORMCHECKBOX </w:instrText>
-            </w:r>
-            <w:r>
-              <w:rPr>
-                <w:rFonts w:ascii="Aptos" w:hAnsi="Aptos"/>
-                <w:sz w:val="16"/>
-                <w:szCs w:val="16"/>
-              </w:rPr>
-            </w:r>
-            <w:r>
-              <w:rPr>
-                <w:rFonts w:ascii="Aptos" w:hAnsi="Aptos"/>
-                <w:sz w:val="16"/>
-                <w:szCs w:val="16"/>
-              </w:rPr>
-              <w:fldChar w:fldCharType="separate"/>
-            </w:r>
-            <w:r>
-              <w:rPr>
-                <w:rFonts w:ascii="Aptos" w:hAnsi="Aptos"/>
-                <w:sz w:val="16"/>
-                <w:szCs w:val="16"/>
-              </w:rPr>
-              <w:fldChar w:fldCharType="end"/>
-            </w:r>
-            <w:r>
-              <w:rPr>
-                <w:rFonts w:ascii="Aptos" w:hAnsi="Aptos"/>
-                <w:sz w:val="16"/>
-                <w:szCs w:val="16"/>
-              </w:rPr>
-              <w:t xml:space="preserve"> Conservanti</w:t>
-            </w:r>
-          </w:p>
-        </w:tc>
-        <w:tc>
-          <w:tcPr>
-            <w:tcW w:w="3260" w:type="dxa"/>
+          </w:p>
+        </w:tc>
+        <w:tc>
+          <w:tcPr>
+            <w:tcW w:w="3214" w:type="dxa"/>
             <w:gridSpan w:val="6"/>
             <w:vAlign w:val="center"/>
           </w:tcPr>
@@ -1628,7 +1494,7 @@
         </w:trPr>
         <w:tc>
           <w:tcPr>
-            <w:tcW w:w="6534" w:type="dxa"/>
+            <w:tcW w:w="6414" w:type="dxa"/>
             <w:gridSpan w:val="16"/>
             <w:vAlign w:val="center"/>
           </w:tcPr>
@@ -1644,7 +1510,7 @@
         </w:tc>
         <w:tc>
           <w:tcPr>
-            <w:tcW w:w="3260" w:type="dxa"/>
+            <w:tcW w:w="3214" w:type="dxa"/>
             <w:gridSpan w:val="6"/>
             <w:vAlign w:val="center"/>
           </w:tcPr>
@@ -1668,7 +1534,7 @@
         </w:trPr>
         <w:tc>
           <w:tcPr>
-            <w:tcW w:w="9794" w:type="dxa"/>
+            <w:tcW w:w="9628" w:type="dxa"/>
             <w:gridSpan w:val="22"/>
             <w:tcBorders>
               <w:bottom w:val="nil"/>
@@ -1695,7 +1561,7 @@
         </w:trPr>
         <w:tc>
           <w:tcPr>
-            <w:tcW w:w="2378" w:type="dxa"/>
+            <w:tcW w:w="2334" w:type="dxa"/>
             <w:gridSpan w:val="5"/>
             <w:vAlign w:val="center"/>
           </w:tcPr>
@@ -1719,7 +1585,7 @@
         </w:tc>
         <w:tc>
           <w:tcPr>
-            <w:tcW w:w="7416" w:type="dxa"/>
+            <w:tcW w:w="7294" w:type="dxa"/>
             <w:gridSpan w:val="17"/>
             <w:vAlign w:val="center"/>
           </w:tcPr>
@@ -1737,15 +1603,7 @@
                 <w:sz w:val="20"/>
                 <w:szCs w:val="20"/>
               </w:rPr>
-              <w:t xml:space="preserve">Il preparato non è classificato come </w:t>
-            </w:r>
-            <w:r>
-              <w:rPr>
-                <w:rFonts w:ascii="Aptos" w:hAnsi="Aptos"/>
-                <w:sz w:val="20"/>
-                <w:szCs w:val="20"/>
-              </w:rPr>
-              <w:t>pericoloso.</w:t>
+              <w:t>Il preparato non è classificato come pericoloso.</w:t>
             </w:r>
           </w:p>
         </w:tc>
@@ -1759,7 +1617,7 @@
         </w:trPr>
         <w:tc>
           <w:tcPr>
-            <w:tcW w:w="2378" w:type="dxa"/>
+            <w:tcW w:w="2334" w:type="dxa"/>
             <w:gridSpan w:val="5"/>
             <w:vAlign w:val="center"/>
           </w:tcPr>
@@ -1783,7 +1641,7 @@
         </w:tc>
         <w:tc>
           <w:tcPr>
-            <w:tcW w:w="2472" w:type="dxa"/>
+            <w:tcW w:w="2442" w:type="dxa"/>
             <w:gridSpan w:val="7"/>
             <w:vAlign w:val="center"/>
           </w:tcPr>
@@ -1807,7 +1665,7 @@
         </w:tc>
         <w:tc>
           <w:tcPr>
-            <w:tcW w:w="2472" w:type="dxa"/>
+            <w:tcW w:w="2409" w:type="dxa"/>
             <w:gridSpan w:val="6"/>
             <w:vAlign w:val="center"/>
           </w:tcPr>
@@ -1831,7 +1689,7 @@
         </w:tc>
         <w:tc>
           <w:tcPr>
-            <w:tcW w:w="2472" w:type="dxa"/>
+            <w:tcW w:w="2443" w:type="dxa"/>
             <w:gridSpan w:val="4"/>
             <w:vAlign w:val="center"/>
           </w:tcPr>
@@ -1863,7 +1721,7 @@
         </w:trPr>
         <w:tc>
           <w:tcPr>
-            <w:tcW w:w="2378" w:type="dxa"/>
+            <w:tcW w:w="2334" w:type="dxa"/>
             <w:gridSpan w:val="5"/>
             <w:tcBorders>
               <w:bottom w:val="single" w:sz="4" w:space="0" w:color="auto"/>
@@ -1890,7 +1748,7 @@
         </w:tc>
         <w:tc>
           <w:tcPr>
-            <w:tcW w:w="3903" w:type="dxa"/>
+            <w:tcW w:w="3832" w:type="dxa"/>
             <w:gridSpan w:val="10"/>
             <w:tcBorders>
               <w:bottom w:val="single" w:sz="4" w:space="0" w:color="auto"/>
@@ -2038,7 +1896,7 @@
         </w:tc>
         <w:tc>
           <w:tcPr>
-            <w:tcW w:w="3513" w:type="dxa"/>
+            <w:tcW w:w="3462" w:type="dxa"/>
             <w:gridSpan w:val="7"/>
             <w:tcBorders>
               <w:bottom w:val="single" w:sz="4" w:space="0" w:color="auto"/>
@@ -2263,7 +2121,7 @@
         </w:trPr>
         <w:tc>
           <w:tcPr>
-            <w:tcW w:w="9794" w:type="dxa"/>
+            <w:tcW w:w="9628" w:type="dxa"/>
             <w:gridSpan w:val="22"/>
             <w:tcBorders>
               <w:bottom w:val="nil"/>
@@ -2314,7 +2172,7 @@
         </w:tc>
         <w:tc>
           <w:tcPr>
-            <w:tcW w:w="9404" w:type="dxa"/>
+            <w:tcW w:w="9238" w:type="dxa"/>
             <w:gridSpan w:val="21"/>
             <w:tcBorders>
               <w:top w:val="nil"/>
@@ -2349,7 +2207,7 @@
         </w:trPr>
         <w:tc>
           <w:tcPr>
-            <w:tcW w:w="9794" w:type="dxa"/>
+            <w:tcW w:w="9628" w:type="dxa"/>
             <w:gridSpan w:val="22"/>
             <w:tcBorders>
               <w:top w:val="nil"/>
@@ -2376,7 +2234,7 @@
         </w:trPr>
         <w:tc>
           <w:tcPr>
-            <w:tcW w:w="1634" w:type="dxa"/>
+            <w:tcW w:w="1619" w:type="dxa"/>
             <w:gridSpan w:val="4"/>
             <w:vAlign w:val="center"/>
           </w:tcPr>
@@ -2402,7 +2260,7 @@
         </w:tc>
         <w:tc>
           <w:tcPr>
-            <w:tcW w:w="1624" w:type="dxa"/>
+            <w:tcW w:w="1586" w:type="dxa"/>
             <w:gridSpan w:val="4"/>
             <w:vAlign w:val="center"/>
           </w:tcPr>
@@ -2428,7 +2286,7 @@
         </w:tc>
         <w:tc>
           <w:tcPr>
-            <w:tcW w:w="1710" w:type="dxa"/>
+            <w:tcW w:w="1689" w:type="dxa"/>
             <w:gridSpan w:val="6"/>
             <w:tcBorders>
               <w:right w:val="single" w:sz="12" w:space="0" w:color="auto"/>
@@ -2458,7 +2316,7 @@
         </w:tc>
         <w:tc>
           <w:tcPr>
-            <w:tcW w:w="2413" w:type="dxa"/>
+            <w:tcW w:w="2347" w:type="dxa"/>
             <w:gridSpan w:val="5"/>
             <w:tcBorders>
               <w:top w:val="single" w:sz="12" w:space="0" w:color="auto"/>
@@ -2489,7 +2347,7 @@
         </w:tc>
         <w:tc>
           <w:tcPr>
-            <w:tcW w:w="2413" w:type="dxa"/>
+            <w:tcW w:w="2387" w:type="dxa"/>
             <w:gridSpan w:val="3"/>
             <w:tcBorders>
               <w:top w:val="single" w:sz="12" w:space="0" w:color="auto"/>
@@ -2529,7 +2387,7 @@
         </w:trPr>
         <w:tc>
           <w:tcPr>
-            <w:tcW w:w="1634" w:type="dxa"/>
+            <w:tcW w:w="1619" w:type="dxa"/>
             <w:gridSpan w:val="4"/>
             <w:vAlign w:val="center"/>
           </w:tcPr>
@@ -2550,7 +2408,7 @@
         </w:tc>
         <w:tc>
           <w:tcPr>
-            <w:tcW w:w="1624" w:type="dxa"/>
+            <w:tcW w:w="1586" w:type="dxa"/>
             <w:gridSpan w:val="4"/>
             <w:vAlign w:val="center"/>
           </w:tcPr>
@@ -2575,7 +2433,7 @@
         </w:tc>
         <w:tc>
           <w:tcPr>
-            <w:tcW w:w="1710" w:type="dxa"/>
+            <w:tcW w:w="1689" w:type="dxa"/>
             <w:gridSpan w:val="6"/>
             <w:tcBorders>
               <w:right w:val="single" w:sz="12" w:space="0" w:color="auto"/>
@@ -2603,7 +2461,7 @@
         </w:tc>
         <w:tc>
           <w:tcPr>
-            <w:tcW w:w="2413" w:type="dxa"/>
+            <w:tcW w:w="2347" w:type="dxa"/>
             <w:gridSpan w:val="5"/>
             <w:tcBorders>
               <w:left w:val="single" w:sz="12" w:space="0" w:color="auto"/>
@@ -2635,7 +2493,7 @@
         </w:tc>
         <w:tc>
           <w:tcPr>
-            <w:tcW w:w="622" w:type="dxa"/>
+            <w:tcW w:w="611" w:type="dxa"/>
             <w:gridSpan w:val="2"/>
             <w:tcBorders>
               <w:bottom w:val="single" w:sz="12" w:space="0" w:color="auto"/>
@@ -2967,7 +2825,7 @@
         </w:tc>
         <w:tc>
           <w:tcPr>
-            <w:tcW w:w="1791" w:type="dxa"/>
+            <w:tcW w:w="1776" w:type="dxa"/>
             <w:tcBorders>
               <w:left w:val="single" w:sz="4" w:space="0" w:color="auto"/>
               <w:bottom w:val="single" w:sz="12" w:space="0" w:color="auto"/>
@@ -3081,7 +2939,7 @@
         </w:trPr>
         <w:tc>
           <w:tcPr>
-            <w:tcW w:w="9794" w:type="dxa"/>
+            <w:tcW w:w="9628" w:type="dxa"/>
             <w:gridSpan w:val="22"/>
             <w:tcBorders>
               <w:bottom w:val="nil"/>
@@ -3132,7 +2990,7 @@
         </w:tc>
         <w:tc>
           <w:tcPr>
-            <w:tcW w:w="6991" w:type="dxa"/>
+            <w:tcW w:w="6851" w:type="dxa"/>
             <w:gridSpan w:val="18"/>
             <w:tcBorders>
               <w:top w:val="nil"/>
@@ -3160,7 +3018,7 @@
         </w:tc>
         <w:tc>
           <w:tcPr>
-            <w:tcW w:w="2413" w:type="dxa"/>
+            <w:tcW w:w="2387" w:type="dxa"/>
             <w:gridSpan w:val="3"/>
             <w:tcBorders>
               <w:top w:val="single" w:sz="4" w:space="0" w:color="auto"/>
@@ -3327,7 +3185,7 @@
         </w:trPr>
         <w:tc>
           <w:tcPr>
-            <w:tcW w:w="9794" w:type="dxa"/>
+            <w:tcW w:w="9628" w:type="dxa"/>
             <w:gridSpan w:val="22"/>
             <w:tcBorders>
               <w:top w:val="nil"/>
@@ -3354,7 +3212,7 @@
         </w:trPr>
         <w:tc>
           <w:tcPr>
-            <w:tcW w:w="9794" w:type="dxa"/>
+            <w:tcW w:w="9628" w:type="dxa"/>
             <w:gridSpan w:val="22"/>
             <w:tcBorders>
               <w:bottom w:val="nil"/>
@@ -3405,7 +3263,7 @@
         </w:tc>
         <w:tc>
           <w:tcPr>
-            <w:tcW w:w="9404" w:type="dxa"/>
+            <w:tcW w:w="9238" w:type="dxa"/>
             <w:gridSpan w:val="21"/>
             <w:tcBorders>
               <w:top w:val="nil"/>
@@ -3440,7 +3298,7 @@
         </w:trPr>
         <w:tc>
           <w:tcPr>
-            <w:tcW w:w="9794" w:type="dxa"/>
+            <w:tcW w:w="9628" w:type="dxa"/>
             <w:gridSpan w:val="22"/>
             <w:tcBorders>
               <w:top w:val="nil"/>
@@ -3468,7 +3326,7 @@
         </w:trPr>
         <w:tc>
           <w:tcPr>
-            <w:tcW w:w="4897" w:type="dxa"/>
+            <w:tcW w:w="4823" w:type="dxa"/>
             <w:gridSpan w:val="13"/>
             <w:tcBorders>
               <w:right w:val="nil"/>
@@ -3963,7 +3821,7 @@
         </w:tc>
         <w:tc>
           <w:tcPr>
-            <w:tcW w:w="4897" w:type="dxa"/>
+            <w:tcW w:w="4805" w:type="dxa"/>
             <w:gridSpan w:val="9"/>
             <w:tcBorders>
               <w:left w:val="nil"/>
@@ -4321,7 +4179,7 @@
         </w:trPr>
         <w:tc>
           <w:tcPr>
-            <w:tcW w:w="9794" w:type="dxa"/>
+            <w:tcW w:w="9628" w:type="dxa"/>
             <w:gridSpan w:val="22"/>
             <w:tcBorders>
               <w:bottom w:val="nil"/>
@@ -4372,7 +4230,7 @@
         </w:tc>
         <w:tc>
           <w:tcPr>
-            <w:tcW w:w="9404" w:type="dxa"/>
+            <w:tcW w:w="9238" w:type="dxa"/>
             <w:gridSpan w:val="21"/>
             <w:tcBorders>
               <w:top w:val="nil"/>
@@ -4407,7 +4265,7 @@
         </w:trPr>
         <w:tc>
           <w:tcPr>
-            <w:tcW w:w="9794" w:type="dxa"/>
+            <w:tcW w:w="9628" w:type="dxa"/>
             <w:gridSpan w:val="22"/>
             <w:tcBorders>
               <w:top w:val="nil"/>
@@ -4432,9 +4290,8 @@
         </w:tblPrEx>
         <w:tc>
           <w:tcPr>
-            <w:tcW w:w="2444" w:type="dxa"/>
+            <w:tcW w:w="2400" w:type="dxa"/>
             <w:gridSpan w:val="6"/>
-            <w:shd w:val="clear" w:color="auto" w:fill="auto"/>
           </w:tcPr>
           <w:p>
             <w:pPr>
@@ -4459,9 +4316,8 @@
         </w:tc>
         <w:tc>
           <w:tcPr>
-            <w:tcW w:w="2326" w:type="dxa"/>
+            <w:tcW w:w="2296" w:type="dxa"/>
             <w:gridSpan w:val="5"/>
-            <w:shd w:val="clear" w:color="auto" w:fill="auto"/>
           </w:tcPr>
           <w:p>
             <w:pPr>
@@ -4486,9 +4342,8 @@
         </w:tc>
         <w:tc>
           <w:tcPr>
-            <w:tcW w:w="2883" w:type="dxa"/>
+            <w:tcW w:w="2815" w:type="dxa"/>
             <w:gridSpan w:val="9"/>
-            <w:shd w:val="clear" w:color="auto" w:fill="auto"/>
           </w:tcPr>
           <w:p>
             <w:pPr>
@@ -4513,9 +4368,8 @@
         </w:tc>
         <w:tc>
           <w:tcPr>
-            <w:tcW w:w="2141" w:type="dxa"/>
+            <w:tcW w:w="2117" w:type="dxa"/>
             <w:gridSpan w:val="2"/>
-            <w:shd w:val="clear" w:color="auto" w:fill="auto"/>
           </w:tcPr>
           <w:p>
             <w:pPr>
@@ -4545,9 +4399,8 @@
         </w:tblPrEx>
         <w:tc>
           <w:tcPr>
-            <w:tcW w:w="2444" w:type="dxa"/>
+            <w:tcW w:w="2400" w:type="dxa"/>
             <w:gridSpan w:val="6"/>
-            <w:shd w:val="clear" w:color="auto" w:fill="auto"/>
           </w:tcPr>
           <w:p>
             <w:pPr>
@@ -4613,24 +4466,31 @@
                 <w:sz w:val="16"/>
                 <w:szCs w:val="16"/>
               </w:rPr>
-              <w:t xml:space="preserve"> Occhiali EN 166 con protezioni laterali</w:t>
-            </w:r>
-          </w:p>
-          <w:p>
-            <w:pPr>
-              <w:rPr>
-                <w:rFonts w:ascii="Aptos" w:hAnsi="Aptos"/>
-                <w:sz w:val="16"/>
-                <w:szCs w:val="16"/>
-              </w:rPr>
-            </w:pPr>
-          </w:p>
-        </w:tc>
-        <w:tc>
-          <w:tcPr>
-            <w:tcW w:w="2326" w:type="dxa"/>
+              <w:t xml:space="preserve"> Occhiali </w:t>
+            </w:r>
+            <w:r>
+              <w:rPr>
+                <w:rFonts w:ascii="Aptos" w:hAnsi="Aptos"/>
+                <w:sz w:val="16"/>
+                <w:szCs w:val="16"/>
+              </w:rPr>
+              <w:t>UNI EN ISO 16321</w:t>
+            </w:r>
+          </w:p>
+          <w:p>
+            <w:pPr>
+              <w:rPr>
+                <w:rFonts w:ascii="Aptos" w:hAnsi="Aptos"/>
+                <w:sz w:val="16"/>
+                <w:szCs w:val="16"/>
+              </w:rPr>
+            </w:pPr>
+          </w:p>
+        </w:tc>
+        <w:tc>
+          <w:tcPr>
+            <w:tcW w:w="2296" w:type="dxa"/>
             <w:gridSpan w:val="5"/>
-            <w:shd w:val="clear" w:color="auto" w:fill="auto"/>
           </w:tcPr>
           <w:p>
             <w:pPr>
@@ -4843,9 +4703,8 @@
         </w:tc>
         <w:tc>
           <w:tcPr>
-            <w:tcW w:w="2883" w:type="dxa"/>
+            <w:tcW w:w="2815" w:type="dxa"/>
             <w:gridSpan w:val="9"/>
-            <w:shd w:val="clear" w:color="auto" w:fill="auto"/>
           </w:tcPr>
           <w:p>
             <w:pPr>
@@ -4976,7 +4835,7 @@
                 <w:sz w:val="16"/>
                 <w:szCs w:val="16"/>
               </w:rPr>
-              <w:t xml:space="preserve"> Maschera nebbie acquose EN 149 S</w:t>
+              <w:t xml:space="preserve"> Maschera nebbie acquose EN 149 </w:t>
             </w:r>
           </w:p>
           <w:p>
@@ -5042,7 +4901,7 @@
                 <w:sz w:val="16"/>
                 <w:szCs w:val="16"/>
               </w:rPr>
-              <w:t xml:space="preserve"> Maschera nebbie oleose EN 149 SL</w:t>
+              <w:t xml:space="preserve"> Maschera nebbie oleose EN 149 </w:t>
             </w:r>
           </w:p>
           <w:p>
@@ -5108,72 +4967,6 @@
                 <w:sz w:val="16"/>
                 <w:szCs w:val="16"/>
               </w:rPr>
-              <w:t xml:space="preserve"> Maschera antigas EN 141</w:t>
-            </w:r>
-          </w:p>
-          <w:p>
-            <w:pPr>
-              <w:rPr>
-                <w:rFonts w:ascii="Aptos" w:hAnsi="Aptos"/>
-                <w:sz w:val="16"/>
-                <w:szCs w:val="16"/>
-              </w:rPr>
-            </w:pPr>
-            <w:r>
-              <w:rPr>
-                <w:rFonts w:ascii="Aptos" w:hAnsi="Aptos"/>
-                <w:sz w:val="16"/>
-                <w:szCs w:val="16"/>
-              </w:rPr>
-              <w:fldChar w:fldCharType="begin">
-                <w:ffData>
-                  <w:name w:val=""/>
-                  <w:enabled/>
-                  <w:calcOnExit w:val="0"/>
-                  <w:checkBox>
-                    <w:sizeAuto/>
-                    <w:default w:val="0"/>
-                  </w:checkBox>
-                </w:ffData>
-              </w:fldChar>
-            </w:r>
-            <w:r>
-              <w:rPr>
-                <w:rFonts w:ascii="Aptos" w:hAnsi="Aptos"/>
-                <w:sz w:val="16"/>
-                <w:szCs w:val="16"/>
-              </w:rPr>
-              <w:instrText xml:space="preserve"> FORMCHECKBOX </w:instrText>
-            </w:r>
-            <w:r>
-              <w:rPr>
-                <w:rFonts w:ascii="Aptos" w:hAnsi="Aptos"/>
-                <w:sz w:val="16"/>
-                <w:szCs w:val="16"/>
-              </w:rPr>
-            </w:r>
-            <w:r>
-              <w:rPr>
-                <w:rFonts w:ascii="Aptos" w:hAnsi="Aptos"/>
-                <w:sz w:val="16"/>
-                <w:szCs w:val="16"/>
-              </w:rPr>
-              <w:fldChar w:fldCharType="separate"/>
-            </w:r>
-            <w:r>
-              <w:rPr>
-                <w:rFonts w:ascii="Aptos" w:hAnsi="Aptos"/>
-                <w:sz w:val="16"/>
-                <w:szCs w:val="16"/>
-              </w:rPr>
-              <w:fldChar w:fldCharType="end"/>
-            </w:r>
-            <w:r>
-              <w:rPr>
-                <w:rFonts w:ascii="Aptos" w:hAnsi="Aptos"/>
-                <w:sz w:val="16"/>
-                <w:szCs w:val="16"/>
-              </w:rPr>
               <w:t xml:space="preserve"> Filtri per maschera: </w:t>
             </w:r>
             <w:r>
@@ -5271,9 +5064,8 @@
         </w:tc>
         <w:tc>
           <w:tcPr>
-            <w:tcW w:w="2141" w:type="dxa"/>
+            <w:tcW w:w="2117" w:type="dxa"/>
             <w:gridSpan w:val="2"/>
-            <w:shd w:val="clear" w:color="auto" w:fill="auto"/>
           </w:tcPr>
           <w:p>
             <w:pPr>
@@ -5365,7 +5157,7 @@
 </file>
 
 <file path=word/styles.xml><?xml version="1.0" encoding="utf-8"?>
-<w:styles xmlns:mc="http://schemas.openxmlformats.org/markup-compatibility/2006" xmlns:r="http://schemas.openxmlformats.org/officeDocument/2006/relationships" xmlns:w="http://schemas.openxmlformats.org/wordprocessingml/2006/main" xmlns:w14="http://schemas.microsoft.com/office/word/2010/wordml" xmlns:w15="http://schemas.microsoft.com/office/word/2012/wordml" xmlns:w16cex="http://schemas.microsoft.com/office/word/2018/wordml/cex" xmlns:w16cid="http://schemas.microsoft.com/office/word/2016/wordml/cid" xmlns:w16="http://schemas.microsoft.com/office/word/2018/wordml" xmlns:w16du="http://schemas.microsoft.com/office/word/2023/wordml/word16du" xmlns:w16sdtdh="http://schemas.microsoft.com/office/word/2020/wordml/sdtdatahash" xmlns:w16se="http://schemas.microsoft.com/office/word/2015/wordml/symex" mc:Ignorable="w14 w15 w16se w16cid w16 w16cex w16sdtdh w16du">
+<w:styles xmlns:mc="http://schemas.openxmlformats.org/markup-compatibility/2006" xmlns:r="http://schemas.openxmlformats.org/officeDocument/2006/relationships" xmlns:w="http://schemas.openxmlformats.org/wordprocessingml/2006/main" xmlns:w14="http://schemas.microsoft.com/office/word/2010/wordml" xmlns:w15="http://schemas.microsoft.com/office/word/2012/wordml" xmlns:w16cex="http://schemas.microsoft.com/office/word/2018/wordml/cex" xmlns:w16cid="http://schemas.microsoft.com/office/word/2016/wordml/cid" xmlns:w16="http://schemas.microsoft.com/office/word/2018/wordml" xmlns:w16du="http://schemas.microsoft.com/office/word/2023/wordml/word16du" xmlns:w16sdtdh="http://schemas.microsoft.com/office/word/2020/wordml/sdtdatahash" xmlns:w16sdtfl="http://schemas.microsoft.com/office/word/2024/wordml/sdtformatlock" xmlns:w16se="http://schemas.microsoft.com/office/word/2015/wordml/symex" mc:Ignorable="w14 w15 w16se w16cid w16 w16cex w16sdtdh w16sdtfl w16du">
   <w:docDefaults>
     <w:rPrDefault>
       <w:rPr>
